--- a/assets/documents/Krasowska_David_resume.docx
+++ b/assets/documents/Krasowska_David_resume.docx
@@ -135,7 +135,7 @@
                 <v:stroke joinstyle="miter"/>
                 <v:path gradientshapeok="t" o:connecttype="rect"/>
               </v:shapetype>
-              <v:shape id="Text Box 2" o:spid="_x0000_s1026" type="#_x0000_t202" style="position:absolute;margin-left:108.8pt;margin-top:0;width:160pt;height:66.75pt;z-index:-251640832;visibility:visible;mso-wrap-style:square;mso-height-percent:0;mso-wrap-distance-left:9pt;mso-wrap-distance-top:0;mso-wrap-distance-right:9pt;mso-wrap-distance-bottom:0;mso-position-horizontal:right;mso-position-horizontal-relative:margin;mso-position-vertical:absolute;mso-position-vertical-relative:text;mso-height-percent:0;mso-height-relative:margin;v-text-anchor:top" o:gfxdata="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" strokecolor="white [3212]">
+              <v:shape id="Text Box 2" o:spid="_x0000_s1026" type="#_x0000_t202" style="position:absolute;margin-left:108.8pt;margin-top:0;width:160pt;height:66.75pt;z-index:-251640832;visibility:visible;mso-wrap-style:square;mso-height-percent:0;mso-wrap-distance-left:9pt;mso-wrap-distance-top:0;mso-wrap-distance-right:9pt;mso-wrap-distance-bottom:0;mso-position-horizontal:right;mso-position-horizontal-relative:margin;mso-position-vertical:absolute;mso-position-vertical-relative:text;mso-height-percent:0;mso-height-relative:margin;v-text-anchor:top" o:gfxdata="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" strokecolor="white [3212]">
                 <v:textbox>
                   <w:txbxContent>
                     <w:p>
@@ -449,7 +449,77 @@
           <w:rFonts w:ascii="Gill Sans Nova" w:hAnsi="Gill Sans Nova" w:cs="KodchiangUPC"/>
           <w:lang w:val="en-GB"/>
         </w:rPr>
-        <w:t xml:space="preserve"> at Northwestern University, advised by </w:t>
+        <w:t xml:space="preserve"> at Northwestern University, advised by Dr. Peter Dinda. His research journey began during his undergraduate studies at Clemson </w:t>
+      </w:r>
+      <w:r>
+        <w:rPr>
+          <w:rFonts w:ascii="Gill Sans Nova" w:hAnsi="Gill Sans Nova" w:cs="KodchiangUPC"/>
+          <w:lang w:val="en-GB"/>
+        </w:rPr>
+        <w:t>University</w:t>
+      </w:r>
+      <w:r>
+        <w:rPr>
+          <w:rFonts w:ascii="Gill Sans Nova" w:hAnsi="Gill Sans Nova" w:cs="KodchiangUPC"/>
+          <w:lang w:val="en-GB"/>
+        </w:rPr>
+        <w:t xml:space="preserve"> where</w:t>
+      </w:r>
+      <w:r>
+        <w:rPr>
+          <w:rFonts w:ascii="Gill Sans Nova" w:hAnsi="Gill Sans Nova" w:cs="KodchiangUPC"/>
+          <w:lang w:val="en-GB"/>
+        </w:rPr>
+        <w:t xml:space="preserve"> </w:t>
+      </w:r>
+      <w:r>
+        <w:rPr>
+          <w:rFonts w:ascii="Gill Sans Nova" w:hAnsi="Gill Sans Nova" w:cs="KodchiangUPC"/>
+          <w:lang w:val="en-GB"/>
+        </w:rPr>
+        <w:t xml:space="preserve">he </w:t>
+      </w:r>
+      <w:r>
+        <w:rPr>
+          <w:rFonts w:ascii="Gill Sans Nova" w:hAnsi="Gill Sans Nova" w:cs="KodchiangUPC"/>
+          <w:lang w:val="en-GB"/>
+        </w:rPr>
+        <w:t>collaborated with Argonne National Laboratory to explore lossy compression for optimizations in HPC scientific applications. He received the DOE Computational Science Graduate Fellowship to fund his graduate studie</w:t>
+      </w:r>
+      <w:r>
+        <w:rPr>
+          <w:rFonts w:ascii="Gill Sans Nova" w:hAnsi="Gill Sans Nova" w:cs="KodchiangUPC"/>
+          <w:lang w:val="en-GB"/>
+        </w:rPr>
+        <w:t>s. Currently, he is exploring</w:t>
+      </w:r>
+      <w:r>
+        <w:rPr>
+          <w:rFonts w:ascii="Gill Sans Nova" w:hAnsi="Gill Sans Nova" w:cs="KodchiangUPC"/>
+          <w:lang w:val="en-GB"/>
+        </w:rPr>
+        <w:t xml:space="preserve"> scheduling applications across distributed heterogeneous systems with Dr. Pat McCormick </w:t>
+      </w:r>
+      <w:r>
+        <w:rPr>
+          <w:rFonts w:ascii="Gill Sans Nova" w:hAnsi="Gill Sans Nova" w:cs="KodchiangUPC"/>
+          <w:lang w:val="en-GB"/>
+        </w:rPr>
+        <w:t xml:space="preserve">at </w:t>
+      </w:r>
+      <w:r>
+        <w:rPr>
+          <w:rFonts w:ascii="Gill Sans Nova" w:hAnsi="Gill Sans Nova" w:cs="KodchiangUPC"/>
+          <w:lang w:val="en-GB"/>
+        </w:rPr>
+        <w:t>Los Alamos National Laboratory</w:t>
+      </w:r>
+      <w:r>
+        <w:rPr>
+          <w:rFonts w:ascii="Gill Sans Nova" w:hAnsi="Gill Sans Nova" w:cs="KodchiangUPC"/>
+          <w:lang w:val="en-GB"/>
+        </w:rPr>
+        <w:t xml:space="preserve"> and Dr. </w:t>
       </w:r>
       <w:proofErr w:type="spellStart"/>
       <w:r>
@@ -457,7 +527,7 @@
           <w:rFonts w:ascii="Gill Sans Nova" w:hAnsi="Gill Sans Nova" w:cs="KodchiangUPC"/>
           <w:lang w:val="en-GB"/>
         </w:rPr>
-        <w:t>Dr.</w:t>
+        <w:t>Wonchan</w:t>
       </w:r>
       <w:proofErr w:type="spellEnd"/>
       <w:r>
@@ -465,81 +535,7 @@
           <w:rFonts w:ascii="Gill Sans Nova" w:hAnsi="Gill Sans Nova" w:cs="KodchiangUPC"/>
           <w:lang w:val="en-GB"/>
         </w:rPr>
-        <w:t xml:space="preserve"> Peter Dinda. His research journey began during his undergraduate studies at Clemson </w:t>
-      </w:r>
-      <w:r>
-        <w:rPr>
-          <w:rFonts w:ascii="Gill Sans Nova" w:hAnsi="Gill Sans Nova" w:cs="KodchiangUPC"/>
-          <w:lang w:val="en-GB"/>
-        </w:rPr>
-        <w:t>University</w:t>
-      </w:r>
-      <w:r>
-        <w:rPr>
-          <w:rFonts w:ascii="Gill Sans Nova" w:hAnsi="Gill Sans Nova" w:cs="KodchiangUPC"/>
-          <w:lang w:val="en-GB"/>
-        </w:rPr>
-        <w:t xml:space="preserve"> where</w:t>
-      </w:r>
-      <w:r>
-        <w:rPr>
-          <w:rFonts w:ascii="Gill Sans Nova" w:hAnsi="Gill Sans Nova" w:cs="KodchiangUPC"/>
-          <w:lang w:val="en-GB"/>
-        </w:rPr>
-        <w:t xml:space="preserve"> </w:t>
-      </w:r>
-      <w:r>
-        <w:rPr>
-          <w:rFonts w:ascii="Gill Sans Nova" w:hAnsi="Gill Sans Nova" w:cs="KodchiangUPC"/>
-          <w:lang w:val="en-GB"/>
-        </w:rPr>
-        <w:t xml:space="preserve">he </w:t>
-      </w:r>
-      <w:r>
-        <w:rPr>
-          <w:rFonts w:ascii="Gill Sans Nova" w:hAnsi="Gill Sans Nova" w:cs="KodchiangUPC"/>
-          <w:lang w:val="en-GB"/>
-        </w:rPr>
-        <w:t xml:space="preserve">collaborated with Argonne National Laboratory to explore lossy compression for optimizations in HPC scientific applications. He received the DOE Computational Science Graduate Fellowship to fund his graduate studies. </w:t>
-      </w:r>
-      <w:r>
-        <w:rPr>
-          <w:rFonts w:ascii="Gill Sans Nova" w:hAnsi="Gill Sans Nova" w:cs="KodchiangUPC"/>
-          <w:lang w:val="en-GB"/>
-        </w:rPr>
-        <w:t xml:space="preserve">Currently, he is exploring scheduling applications across distributed heterogeneous systems with </w:t>
-      </w:r>
-      <w:proofErr w:type="spellStart"/>
-      <w:r>
-        <w:rPr>
-          <w:rFonts w:ascii="Gill Sans Nova" w:hAnsi="Gill Sans Nova" w:cs="KodchiangUPC"/>
-          <w:lang w:val="en-GB"/>
-        </w:rPr>
-        <w:t>Dr.</w:t>
-      </w:r>
-      <w:proofErr w:type="spellEnd"/>
-      <w:r>
-        <w:rPr>
-          <w:rFonts w:ascii="Gill Sans Nova" w:hAnsi="Gill Sans Nova" w:cs="KodchiangUPC"/>
-          <w:lang w:val="en-GB"/>
-        </w:rPr>
-        <w:t xml:space="preserve"> Pat McCormick and </w:t>
-      </w:r>
-      <w:proofErr w:type="spellStart"/>
-      <w:r>
-        <w:rPr>
-          <w:rFonts w:ascii="Gill Sans Nova" w:hAnsi="Gill Sans Nova" w:cs="KodchiangUPC"/>
-          <w:lang w:val="en-GB"/>
-        </w:rPr>
-        <w:t>Dr.</w:t>
-      </w:r>
-      <w:proofErr w:type="spellEnd"/>
-      <w:r>
-        <w:rPr>
-          <w:rFonts w:ascii="Gill Sans Nova" w:hAnsi="Gill Sans Nova" w:cs="KodchiangUPC"/>
-          <w:lang w:val="en-GB"/>
-        </w:rPr>
-        <w:t xml:space="preserve"> Li Tang at Los Alamos National Laboratory.</w:t>
+        <w:t xml:space="preserve"> Lee at NVIDIA.</w:t>
       </w:r>
     </w:p>
     <w:bookmarkEnd w:id="0"/>
@@ -955,7 +951,13 @@
         <w:rPr>
           <w:rFonts w:ascii="Gill Sans Nova" w:hAnsi="Gill Sans Nova" w:cs="KodchiangUPC"/>
         </w:rPr>
-        <w:t>Evaluation of Legion task-based programming models on PIM distributed clusters (in progress HPDC).</w:t>
+        <w:t>Evaluation of Legion task-based programming models on PIM distributed clusters</w:t>
+      </w:r>
+      <w:r>
+        <w:rPr>
+          <w:rFonts w:ascii="Gill Sans Nova" w:hAnsi="Gill Sans Nova" w:cs="KodchiangUPC"/>
+        </w:rPr>
+        <w:t>.</w:t>
       </w:r>
     </w:p>
     <w:p>
@@ -2144,9 +2146,8 @@
           <w:sz w:val="18"/>
           <w:szCs w:val="18"/>
         </w:rPr>
-        <w:t>, J</w:t>
-      </w:r>
-      <w:proofErr w:type="gramStart"/>
+        <w:t>, J.</w:t>
+      </w:r>
       <w:r>
         <w:rPr>
           <w:rFonts w:ascii="Gill Sans Nova" w:hAnsi="Gill Sans Nova" w:cs="KodchiangUPC"/>
@@ -2155,7 +2156,7 @@
           <w:sz w:val="18"/>
           <w:szCs w:val="18"/>
         </w:rPr>
-        <w:t>.</w:t>
+        <w:t xml:space="preserve"> </w:t>
       </w:r>
       <w:r>
         <w:rPr>
@@ -2165,28 +2166,7 @@
           <w:sz w:val="18"/>
           <w:szCs w:val="18"/>
         </w:rPr>
-        <w:t xml:space="preserve"> </w:t>
-      </w:r>
-      <w:r>
-        <w:rPr>
-          <w:rFonts w:ascii="Gill Sans Nova" w:hAnsi="Gill Sans Nova" w:cs="KodchiangUPC"/>
-          <w:b w:val="0"/>
-          <w:bCs w:val="0"/>
-          <w:sz w:val="18"/>
-          <w:szCs w:val="18"/>
-        </w:rPr>
-        <w:t>C</w:t>
-      </w:r>
-      <w:proofErr w:type="gramEnd"/>
-      <w:r>
-        <w:rPr>
-          <w:rFonts w:ascii="Gill Sans Nova" w:hAnsi="Gill Sans Nova" w:cs="KodchiangUPC"/>
-          <w:b w:val="0"/>
-          <w:bCs w:val="0"/>
-          <w:sz w:val="18"/>
-          <w:szCs w:val="18"/>
-        </w:rPr>
-        <w:t>.</w:t>
+        <w:t>C.</w:t>
       </w:r>
       <w:r>
         <w:rPr>
@@ -2449,6 +2429,391 @@
           <w:szCs w:val="32"/>
         </w:rPr>
         <w:lastRenderedPageBreak/>
+        <w:t>Technical Reports</w:t>
+      </w:r>
+    </w:p>
+    <w:p>
+      <w:pPr>
+        <w:pStyle w:val="Heading1"/>
+        <w:rPr>
+          <w:rFonts w:ascii="Gill Sans Nova" w:hAnsi="Gill Sans Nova" w:cs="KodchiangUPC"/>
+          <w:i/>
+          <w:iCs/>
+          <w:sz w:val="20"/>
+          <w:szCs w:val="20"/>
+        </w:rPr>
+      </w:pPr>
+      <w:r>
+        <w:rPr>
+          <w:rFonts w:ascii="Gill Sans Nova" w:hAnsi="Gill Sans Nova" w:cs="KodchiangUPC"/>
+          <w:sz w:val="20"/>
+          <w:szCs w:val="20"/>
+        </w:rPr>
+        <w:t>[</w:t>
+      </w:r>
+      <w:r>
+        <w:rPr>
+          <w:rFonts w:ascii="Gill Sans Nova" w:hAnsi="Gill Sans Nova" w:cs="KodchiangUPC"/>
+          <w:sz w:val="20"/>
+          <w:szCs w:val="20"/>
+        </w:rPr>
+        <w:t>NU-CS</w:t>
+      </w:r>
+      <w:r>
+        <w:rPr>
+          <w:rFonts w:ascii="Gill Sans Nova" w:hAnsi="Gill Sans Nova" w:cs="KodchiangUPC"/>
+          <w:sz w:val="20"/>
+          <w:szCs w:val="20"/>
+        </w:rPr>
+        <w:t>]</w:t>
+      </w:r>
+      <w:r>
+        <w:rPr>
+          <w:rFonts w:ascii="Gill Sans Nova" w:hAnsi="Gill Sans Nova" w:cs="KodchiangUPC"/>
+          <w:noProof/>
+          <w:sz w:val="20"/>
+          <w:szCs w:val="20"/>
+        </w:rPr>
+        <w:t xml:space="preserve"> </w:t>
+      </w:r>
+      <w:r>
+        <w:rPr>
+          <w:rFonts w:ascii="Gill Sans Nova" w:hAnsi="Gill Sans Nova" w:cs="KodchiangUPC"/>
+          <w:noProof/>
+          <w:sz w:val="20"/>
+          <w:szCs w:val="20"/>
+        </w:rPr>
+        <mc:AlternateContent>
+          <mc:Choice Requires="wps">
+            <w:drawing>
+              <wp:anchor distT="0" distB="0" distL="114300" distR="114300" simplePos="0" relativeHeight="251685888" behindDoc="0" locked="0" layoutInCell="1" allowOverlap="1" wp14:anchorId="7AB83676" wp14:editId="080E5996">
+                <wp:simplePos x="0" y="0"/>
+                <wp:positionH relativeFrom="page">
+                  <wp:posOffset>635000</wp:posOffset>
+                </wp:positionH>
+                <wp:positionV relativeFrom="paragraph">
+                  <wp:posOffset>0</wp:posOffset>
+                </wp:positionV>
+                <wp:extent cx="6370320" cy="9525"/>
+                <wp:effectExtent l="0" t="0" r="0" b="0"/>
+                <wp:wrapNone/>
+                <wp:docPr id="1371859544" name="AutoShape 2"/>
+                <wp:cNvGraphicFramePr>
+                  <a:graphicFrameLocks xmlns:a="http://schemas.openxmlformats.org/drawingml/2006/main"/>
+                </wp:cNvGraphicFramePr>
+                <a:graphic xmlns:a="http://schemas.openxmlformats.org/drawingml/2006/main">
+                  <a:graphicData uri="http://schemas.microsoft.com/office/word/2010/wordprocessingShape">
+                    <wps:wsp>
+                      <wps:cNvSpPr>
+                        <a:spLocks/>
+                      </wps:cNvSpPr>
+                      <wps:spPr bwMode="auto">
+                        <a:xfrm>
+                          <a:off x="0" y="0"/>
+                          <a:ext cx="6370320" cy="9525"/>
+                        </a:xfrm>
+                        <a:custGeom>
+                          <a:avLst/>
+                          <a:gdLst>
+                            <a:gd name="T0" fmla="+- 0 11136 1104"/>
+                            <a:gd name="T1" fmla="*/ T0 w 10032"/>
+                            <a:gd name="T2" fmla="+- 0 0 -10"/>
+                            <a:gd name="T3" fmla="*/ 0 h 15"/>
+                            <a:gd name="T4" fmla="+- 0 1104 1104"/>
+                            <a:gd name="T5" fmla="*/ T4 w 10032"/>
+                            <a:gd name="T6" fmla="+- 0 0 -10"/>
+                            <a:gd name="T7" fmla="*/ 0 h 15"/>
+                            <a:gd name="T8" fmla="+- 0 1104 1104"/>
+                            <a:gd name="T9" fmla="*/ T8 w 10032"/>
+                            <a:gd name="T10" fmla="+- 0 5 -10"/>
+                            <a:gd name="T11" fmla="*/ 5 h 15"/>
+                            <a:gd name="T12" fmla="+- 0 11136 1104"/>
+                            <a:gd name="T13" fmla="*/ T12 w 10032"/>
+                            <a:gd name="T14" fmla="+- 0 5 -10"/>
+                            <a:gd name="T15" fmla="*/ 5 h 15"/>
+                            <a:gd name="T16" fmla="+- 0 11136 1104"/>
+                            <a:gd name="T17" fmla="*/ T16 w 10032"/>
+                            <a:gd name="T18" fmla="+- 0 0 -10"/>
+                            <a:gd name="T19" fmla="*/ 0 h 15"/>
+                            <a:gd name="T20" fmla="+- 0 11136 1104"/>
+                            <a:gd name="T21" fmla="*/ T20 w 10032"/>
+                            <a:gd name="T22" fmla="+- 0 -10 -10"/>
+                            <a:gd name="T23" fmla="*/ -10 h 15"/>
+                            <a:gd name="T24" fmla="+- 0 1104 1104"/>
+                            <a:gd name="T25" fmla="*/ T24 w 10032"/>
+                            <a:gd name="T26" fmla="+- 0 -10 -10"/>
+                            <a:gd name="T27" fmla="*/ -10 h 15"/>
+                            <a:gd name="T28" fmla="+- 0 1104 1104"/>
+                            <a:gd name="T29" fmla="*/ T28 w 10032"/>
+                            <a:gd name="T30" fmla="+- 0 -5 -10"/>
+                            <a:gd name="T31" fmla="*/ -5 h 15"/>
+                            <a:gd name="T32" fmla="+- 0 11136 1104"/>
+                            <a:gd name="T33" fmla="*/ T32 w 10032"/>
+                            <a:gd name="T34" fmla="+- 0 -5 -10"/>
+                            <a:gd name="T35" fmla="*/ -5 h 15"/>
+                            <a:gd name="T36" fmla="+- 0 11136 1104"/>
+                            <a:gd name="T37" fmla="*/ T36 w 10032"/>
+                            <a:gd name="T38" fmla="+- 0 -10 -10"/>
+                            <a:gd name="T39" fmla="*/ -10 h 15"/>
+                          </a:gdLst>
+                          <a:ahLst/>
+                          <a:cxnLst>
+                            <a:cxn ang="0">
+                              <a:pos x="T1" y="T3"/>
+                            </a:cxn>
+                            <a:cxn ang="0">
+                              <a:pos x="T5" y="T7"/>
+                            </a:cxn>
+                            <a:cxn ang="0">
+                              <a:pos x="T9" y="T11"/>
+                            </a:cxn>
+                            <a:cxn ang="0">
+                              <a:pos x="T13" y="T15"/>
+                            </a:cxn>
+                            <a:cxn ang="0">
+                              <a:pos x="T17" y="T19"/>
+                            </a:cxn>
+                            <a:cxn ang="0">
+                              <a:pos x="T21" y="T23"/>
+                            </a:cxn>
+                            <a:cxn ang="0">
+                              <a:pos x="T25" y="T27"/>
+                            </a:cxn>
+                            <a:cxn ang="0">
+                              <a:pos x="T29" y="T31"/>
+                            </a:cxn>
+                            <a:cxn ang="0">
+                              <a:pos x="T33" y="T35"/>
+                            </a:cxn>
+                            <a:cxn ang="0">
+                              <a:pos x="T37" y="T39"/>
+                            </a:cxn>
+                          </a:cxnLst>
+                          <a:rect l="0" t="0" r="r" b="b"/>
+                          <a:pathLst>
+                            <a:path w="10032" h="15">
+                              <a:moveTo>
+                                <a:pt x="10032" y="10"/>
+                              </a:moveTo>
+                              <a:lnTo>
+                                <a:pt x="0" y="10"/>
+                              </a:lnTo>
+                              <a:lnTo>
+                                <a:pt x="0" y="15"/>
+                              </a:lnTo>
+                              <a:lnTo>
+                                <a:pt x="10032" y="15"/>
+                              </a:lnTo>
+                              <a:lnTo>
+                                <a:pt x="10032" y="10"/>
+                              </a:lnTo>
+                              <a:close/>
+                              <a:moveTo>
+                                <a:pt x="10032" y="0"/>
+                              </a:moveTo>
+                              <a:lnTo>
+                                <a:pt x="0" y="0"/>
+                              </a:lnTo>
+                              <a:lnTo>
+                                <a:pt x="0" y="5"/>
+                              </a:lnTo>
+                              <a:lnTo>
+                                <a:pt x="10032" y="5"/>
+                              </a:lnTo>
+                              <a:lnTo>
+                                <a:pt x="10032" y="0"/>
+                              </a:lnTo>
+                              <a:close/>
+                            </a:path>
+                          </a:pathLst>
+                        </a:custGeom>
+                        <a:solidFill>
+                          <a:srgbClr val="808080"/>
+                        </a:solidFill>
+                        <a:ln>
+                          <a:noFill/>
+                        </a:ln>
+                        <a:extLst>
+                          <a:ext uri="{91240B29-F687-4F45-9708-019B960494DF}">
+                            <a14:hiddenLine xmlns:a14="http://schemas.microsoft.com/office/drawing/2010/main" w="9525">
+                              <a:solidFill>
+                                <a:srgbClr val="000000"/>
+                              </a:solidFill>
+                              <a:round/>
+                              <a:headEnd/>
+                              <a:tailEnd/>
+                            </a14:hiddenLine>
+                          </a:ext>
+                        </a:extLst>
+                      </wps:spPr>
+                      <wps:bodyPr rot="0" vert="horz" wrap="square" lIns="91440" tIns="45720" rIns="91440" bIns="45720" anchor="t" anchorCtr="0" upright="1">
+                        <a:noAutofit/>
+                      </wps:bodyPr>
+                    </wps:wsp>
+                  </a:graphicData>
+                </a:graphic>
+                <wp14:sizeRelH relativeFrom="page">
+                  <wp14:pctWidth>0</wp14:pctWidth>
+                </wp14:sizeRelH>
+                <wp14:sizeRelV relativeFrom="page">
+                  <wp14:pctHeight>0</wp14:pctHeight>
+                </wp14:sizeRelV>
+              </wp:anchor>
+            </w:drawing>
+          </mc:Choice>
+          <mc:Fallback>
+            <w:pict>
+              <v:shape w14:anchorId="3E3113E9" id="AutoShape 2" o:spid="_x0000_s1026" style="position:absolute;margin-left:50pt;margin-top:0;width:501.6pt;height:.75pt;z-index:251685888;visibility:visible;mso-wrap-style:square;mso-width-percent:0;mso-height-percent:0;mso-wrap-distance-left:9pt;mso-wrap-distance-top:0;mso-wrap-distance-right:9pt;mso-wrap-distance-bottom:0;mso-position-horizontal:absolute;mso-position-horizontal-relative:page;mso-position-vertical:absolute;mso-position-vertical-relative:text;mso-width-percent:0;mso-height-percent:0;mso-width-relative:page;mso-height-relative:page;v-text-anchor:top" coordsize="10032,15" o:gfxdata="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" path="m10032,10l,10r,5l10032,15r,-5xm10032,l,,,5r10032,l10032,xe" fillcolor="gray" stroked="f">
+                <v:path arrowok="t" o:connecttype="custom" o:connectlocs="6370320,0;0,0;0,3175;6370320,3175;6370320,0;6370320,-6350;0,-6350;0,-3175;6370320,-3175;6370320,-6350" o:connectangles="0,0,0,0,0,0,0,0,0,0"/>
+                <w10:wrap anchorx="page"/>
+              </v:shape>
+            </w:pict>
+          </mc:Fallback>
+        </mc:AlternateContent>
+      </w:r>
+      <w:r>
+        <w:t xml:space="preserve"> </w:t>
+      </w:r>
+      <w:r>
+        <w:rPr>
+          <w:rFonts w:ascii="Gill Sans Nova" w:hAnsi="Gill Sans Nova" w:cs="KodchiangUPC"/>
+          <w:noProof/>
+          <w:sz w:val="20"/>
+          <w:szCs w:val="20"/>
+        </w:rPr>
+        <w:t>Village: From High Level Parallelism to High Performance</w:t>
+      </w:r>
+    </w:p>
+    <w:p>
+      <w:pPr>
+        <w:pStyle w:val="Heading1"/>
+        <w:rPr>
+          <w:rFonts w:ascii="Gill Sans Nova" w:hAnsi="Gill Sans Nova" w:cs="KodchiangUPC"/>
+          <w:b w:val="0"/>
+          <w:bCs w:val="0"/>
+          <w:sz w:val="18"/>
+          <w:szCs w:val="18"/>
+        </w:rPr>
+      </w:pPr>
+      <w:r>
+        <w:rPr>
+          <w:rFonts w:ascii="Gill Sans Nova" w:hAnsi="Gill Sans Nova" w:cs="KodchiangUPC"/>
+          <w:b w:val="0"/>
+          <w:bCs w:val="0"/>
+          <w:sz w:val="18"/>
+          <w:szCs w:val="18"/>
+        </w:rPr>
+        <w:t xml:space="preserve">K. </w:t>
+      </w:r>
+      <w:proofErr w:type="spellStart"/>
+      <w:r>
+        <w:rPr>
+          <w:rFonts w:ascii="Gill Sans Nova" w:hAnsi="Gill Sans Nova" w:cs="KodchiangUPC"/>
+          <w:b w:val="0"/>
+          <w:bCs w:val="0"/>
+          <w:sz w:val="18"/>
+          <w:szCs w:val="18"/>
+        </w:rPr>
+        <w:t>Nagaitsev</w:t>
+      </w:r>
+      <w:proofErr w:type="spellEnd"/>
+      <w:r>
+        <w:rPr>
+          <w:rFonts w:ascii="Gill Sans Nova" w:hAnsi="Gill Sans Nova" w:cs="KodchiangUPC"/>
+          <w:b w:val="0"/>
+          <w:bCs w:val="0"/>
+          <w:sz w:val="18"/>
+          <w:szCs w:val="18"/>
+        </w:rPr>
+        <w:t xml:space="preserve">, G. Dube, K. </w:t>
+      </w:r>
+      <w:proofErr w:type="spellStart"/>
+      <w:r>
+        <w:rPr>
+          <w:rFonts w:ascii="Gill Sans Nova" w:hAnsi="Gill Sans Nova" w:cs="KodchiangUPC"/>
+          <w:b w:val="0"/>
+          <w:bCs w:val="0"/>
+          <w:sz w:val="18"/>
+          <w:szCs w:val="18"/>
+        </w:rPr>
+        <w:t>Hallsby</w:t>
+      </w:r>
+      <w:proofErr w:type="spellEnd"/>
+      <w:r>
+        <w:rPr>
+          <w:rFonts w:ascii="Gill Sans Nova" w:hAnsi="Gill Sans Nova" w:cs="KodchiangUPC"/>
+          <w:b w:val="0"/>
+          <w:bCs w:val="0"/>
+          <w:sz w:val="18"/>
+          <w:szCs w:val="18"/>
+        </w:rPr>
+        <w:t xml:space="preserve">, P. Liu, Q. Jiang, L. Myers, </w:t>
+      </w:r>
+      <w:r>
+        <w:rPr>
+          <w:rFonts w:ascii="Gill Sans Nova" w:hAnsi="Gill Sans Nova" w:cs="KodchiangUPC"/>
+          <w:sz w:val="18"/>
+          <w:szCs w:val="18"/>
+        </w:rPr>
+        <w:t>D. Krasowska</w:t>
+      </w:r>
+      <w:r>
+        <w:rPr>
+          <w:rFonts w:ascii="Gill Sans Nova" w:hAnsi="Gill Sans Nova" w:cs="KodchiangUPC"/>
+          <w:b w:val="0"/>
+          <w:bCs w:val="0"/>
+          <w:sz w:val="18"/>
+          <w:szCs w:val="18"/>
+        </w:rPr>
+        <w:t>, A. Butler, R. Xu, P. Dinda</w:t>
+      </w:r>
+      <w:r>
+        <w:rPr>
+          <w:rFonts w:ascii="Gill Sans Nova" w:hAnsi="Gill Sans Nova" w:cs="KodchiangUPC"/>
+          <w:b w:val="0"/>
+          <w:bCs w:val="0"/>
+          <w:sz w:val="18"/>
+          <w:szCs w:val="18"/>
+        </w:rPr>
+        <w:t xml:space="preserve">. </w:t>
+      </w:r>
+      <w:r>
+        <w:rPr>
+          <w:rFonts w:ascii="Gill Sans Nova" w:hAnsi="Gill Sans Nova" w:cs="KodchiangUPC"/>
+          <w:b w:val="0"/>
+          <w:bCs w:val="0"/>
+          <w:sz w:val="18"/>
+          <w:szCs w:val="18"/>
+        </w:rPr>
+        <w:t xml:space="preserve">Report </w:t>
+      </w:r>
+      <w:r>
+        <w:rPr>
+          <w:rFonts w:ascii="Gill Sans Nova" w:hAnsi="Gill Sans Nova" w:cs="KodchiangUPC"/>
+          <w:b w:val="0"/>
+          <w:bCs w:val="0"/>
+          <w:sz w:val="18"/>
+          <w:szCs w:val="18"/>
+        </w:rPr>
+        <w:t>NU-CS-2025-33</w:t>
+      </w:r>
+    </w:p>
+    <w:p>
+      <w:pPr>
+        <w:pStyle w:val="Heading1"/>
+        <w:ind w:left="0"/>
+        <w:rPr>
+          <w:rFonts w:ascii="Gill Sans Nova" w:hAnsi="Gill Sans Nova" w:cs="KodchiangUPC"/>
+          <w:sz w:val="32"/>
+          <w:szCs w:val="32"/>
+        </w:rPr>
+      </w:pPr>
+      <w:r>
+        <w:rPr>
+          <w:rFonts w:ascii="Gill Sans Nova" w:hAnsi="Gill Sans Nova" w:cs="KodchiangUPC"/>
+          <w:sz w:val="32"/>
+          <w:szCs w:val="32"/>
+        </w:rPr>
         <w:t>Teaching</w:t>
       </w:r>
       <w:r>
@@ -2730,7 +3095,6 @@
           <w:rFonts w:ascii="Gill Sans Nova" w:hAnsi="Gill Sans Nova" w:cs="KodchiangUPC"/>
           <w:b w:val="0"/>
           <w:bCs w:val="0"/>
-          <w:noProof/>
           <w:sz w:val="22"/>
           <w:szCs w:val="22"/>
         </w:rPr>
@@ -2761,8 +3125,9 @@
           <w:sz w:val="22"/>
           <w:szCs w:val="22"/>
         </w:rPr>
-        <w:t>, master’s research</w:t>
-      </w:r>
+        <w:t xml:space="preserve">, </w:t>
+      </w:r>
+      <w:proofErr w:type="gramStart"/>
       <w:r>
         <w:rPr>
           <w:rFonts w:ascii="Gill Sans Nova" w:hAnsi="Gill Sans Nova" w:cs="KodchiangUPC"/>
@@ -2771,7 +3136,128 @@
           <w:sz w:val="22"/>
           <w:szCs w:val="22"/>
         </w:rPr>
+        <w:t>Master’s</w:t>
+      </w:r>
+      <w:proofErr w:type="gramEnd"/>
+      <w:r>
+        <w:rPr>
+          <w:rFonts w:ascii="Gill Sans Nova" w:hAnsi="Gill Sans Nova" w:cs="KodchiangUPC"/>
+          <w:b w:val="0"/>
+          <w:bCs w:val="0"/>
+          <w:sz w:val="22"/>
+          <w:szCs w:val="22"/>
+        </w:rPr>
+        <w:t xml:space="preserve"> </w:t>
+      </w:r>
+      <w:r>
+        <w:rPr>
+          <w:rFonts w:ascii="Gill Sans Nova" w:hAnsi="Gill Sans Nova" w:cs="KodchiangUPC"/>
+          <w:b w:val="0"/>
+          <w:bCs w:val="0"/>
+          <w:sz w:val="22"/>
+          <w:szCs w:val="22"/>
+        </w:rPr>
+        <w:t>R</w:t>
+      </w:r>
+      <w:r>
+        <w:rPr>
+          <w:rFonts w:ascii="Gill Sans Nova" w:hAnsi="Gill Sans Nova" w:cs="KodchiangUPC"/>
+          <w:b w:val="0"/>
+          <w:bCs w:val="0"/>
+          <w:sz w:val="22"/>
+          <w:szCs w:val="22"/>
+        </w:rPr>
+        <w:t>esearch</w:t>
+      </w:r>
+      <w:r>
+        <w:rPr>
+          <w:rFonts w:ascii="Gill Sans Nova" w:hAnsi="Gill Sans Nova" w:cs="KodchiangUPC"/>
+          <w:b w:val="0"/>
+          <w:bCs w:val="0"/>
+          <w:sz w:val="22"/>
+          <w:szCs w:val="22"/>
+        </w:rPr>
         <w:t xml:space="preserve"> (2024 - 2025)</w:t>
+      </w:r>
+    </w:p>
+    <w:p>
+      <w:pPr>
+        <w:pStyle w:val="Heading1"/>
+        <w:rPr>
+          <w:rFonts w:ascii="Gill Sans Nova" w:hAnsi="Gill Sans Nova" w:cs="KodchiangUPC"/>
+          <w:b w:val="0"/>
+          <w:bCs w:val="0"/>
+          <w:sz w:val="22"/>
+          <w:szCs w:val="22"/>
+        </w:rPr>
+      </w:pPr>
+      <w:r>
+        <w:rPr>
+          <w:rFonts w:ascii="Gill Sans Nova" w:hAnsi="Gill Sans Nova" w:cs="KodchiangUPC"/>
+          <w:sz w:val="22"/>
+          <w:szCs w:val="22"/>
+        </w:rPr>
+        <w:t>Nader Rahhal</w:t>
+      </w:r>
+      <w:r>
+        <w:rPr>
+          <w:rFonts w:ascii="Gill Sans Nova" w:hAnsi="Gill Sans Nova" w:cs="KodchiangUPC"/>
+          <w:b w:val="0"/>
+          <w:bCs w:val="0"/>
+          <w:sz w:val="22"/>
+          <w:szCs w:val="22"/>
+        </w:rPr>
+        <w:t xml:space="preserve">, </w:t>
+      </w:r>
+      <w:r>
+        <w:rPr>
+          <w:rFonts w:ascii="Gill Sans Nova" w:hAnsi="Gill Sans Nova" w:cs="KodchiangUPC"/>
+          <w:b w:val="0"/>
+          <w:bCs w:val="0"/>
+          <w:sz w:val="22"/>
+          <w:szCs w:val="22"/>
+        </w:rPr>
+        <w:t>Undergraduate</w:t>
+      </w:r>
+      <w:r>
+        <w:rPr>
+          <w:rFonts w:ascii="Gill Sans Nova" w:hAnsi="Gill Sans Nova" w:cs="KodchiangUPC"/>
+          <w:b w:val="0"/>
+          <w:bCs w:val="0"/>
+          <w:sz w:val="22"/>
+          <w:szCs w:val="22"/>
+        </w:rPr>
+        <w:t xml:space="preserve"> R</w:t>
+      </w:r>
+      <w:r>
+        <w:rPr>
+          <w:rFonts w:ascii="Gill Sans Nova" w:hAnsi="Gill Sans Nova" w:cs="KodchiangUPC"/>
+          <w:b w:val="0"/>
+          <w:bCs w:val="0"/>
+          <w:sz w:val="22"/>
+          <w:szCs w:val="22"/>
+        </w:rPr>
+        <w:t>esearch (</w:t>
+      </w:r>
+      <w:r>
+        <w:rPr>
+          <w:rFonts w:ascii="Gill Sans Nova" w:hAnsi="Gill Sans Nova" w:cs="KodchiangUPC"/>
+          <w:b w:val="0"/>
+          <w:bCs w:val="0"/>
+          <w:sz w:val="22"/>
+          <w:szCs w:val="22"/>
+        </w:rPr>
+        <w:t>2025 - Current</w:t>
+      </w:r>
+      <w:r>
+        <w:rPr>
+          <w:rFonts w:ascii="Gill Sans Nova" w:hAnsi="Gill Sans Nova" w:cs="KodchiangUPC"/>
+          <w:b w:val="0"/>
+          <w:bCs w:val="0"/>
+          <w:sz w:val="22"/>
+          <w:szCs w:val="22"/>
+        </w:rPr>
+        <w:t>)</w:t>
       </w:r>
     </w:p>
     <w:p>
@@ -3404,18 +3890,6 @@
           <w:rFonts w:ascii="Gill Sans Nova" w:hAnsi="Gill Sans Nova" w:cs="KodchiangUPC"/>
         </w:rPr>
         <w:t>B.S. in Computer Engineering</w:t>
-      </w:r>
-      <w:r>
-        <w:rPr>
-          <w:rFonts w:ascii="Gill Sans Nova" w:hAnsi="Gill Sans Nova" w:cs="KodchiangUPC"/>
-        </w:rPr>
-        <w:t xml:space="preserve">, </w:t>
-      </w:r>
-      <w:r>
-        <w:rPr>
-          <w:rFonts w:ascii="Gill Sans Nova" w:hAnsi="Gill Sans Nova" w:cs="KodchiangUPC"/>
-        </w:rPr>
-        <w:t>2022</w:t>
       </w:r>
     </w:p>
     <w:sectPr>

--- a/assets/documents/Krasowska_David_resume.docx
+++ b/assets/documents/Krasowska_David_resume.docx
@@ -1729,6 +1729,8 @@
       <w:r>
         <w:rPr>
           <w:rFonts w:ascii="Gill Sans Nova" w:hAnsi="Gill Sans Nova" w:cs="KodchiangUPC"/>
+          <w:i/>
+          <w:iCs/>
           <w:noProof/>
           <w:sz w:val="20"/>
           <w:szCs w:val="20"/>
@@ -2256,23 +2258,19 @@
           <w:sz w:val="20"/>
           <w:szCs w:val="20"/>
         </w:rPr>
-        <w:t>[DRBSD]</w:t>
-      </w:r>
-      <w:r>
-        <w:rPr>
-          <w:rFonts w:ascii="Gill Sans Nova" w:hAnsi="Gill Sans Nova" w:cs="KodchiangUPC"/>
-          <w:i/>
-          <w:iCs/>
+        <w:t>[DRBSD</w:t>
+      </w:r>
+      <w:r>
+        <w:rPr>
+          <w:rFonts w:ascii="Gill Sans Nova" w:hAnsi="Gill Sans Nova" w:cs="KodchiangUPC"/>
           <w:sz w:val="20"/>
           <w:szCs w:val="20"/>
         </w:rPr>
-        <w:t xml:space="preserve"> </w:t>
-      </w:r>
-      <w:r>
-        <w:rPr>
-          <w:rFonts w:ascii="Gill Sans Nova" w:hAnsi="Gill Sans Nova" w:cs="KodchiangUPC"/>
-          <w:i/>
-          <w:iCs/>
+        <w:t xml:space="preserve">] </w:t>
+      </w:r>
+      <w:r>
+        <w:rPr>
+          <w:rFonts w:ascii="Gill Sans Nova" w:hAnsi="Gill Sans Nova" w:cs="KodchiangUPC"/>
           <w:sz w:val="20"/>
           <w:szCs w:val="20"/>
         </w:rPr>
@@ -2663,7 +2661,7 @@
           </mc:Choice>
           <mc:Fallback>
             <w:pict>
-              <v:shape w14:anchorId="3E3113E9" id="AutoShape 2" o:spid="_x0000_s1026" style="position:absolute;margin-left:50pt;margin-top:0;width:501.6pt;height:.75pt;z-index:251685888;visibility:visible;mso-wrap-style:square;mso-width-percent:0;mso-height-percent:0;mso-wrap-distance-left:9pt;mso-wrap-distance-top:0;mso-wrap-distance-right:9pt;mso-wrap-distance-bottom:0;mso-position-horizontal:absolute;mso-position-horizontal-relative:page;mso-position-vertical:absolute;mso-position-vertical-relative:text;mso-width-percent:0;mso-height-percent:0;mso-width-relative:page;mso-height-relative:page;v-text-anchor:top" coordsize="10032,15" o:gfxdata="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" path="m10032,10l,10r,5l10032,15r,-5xm10032,l,,,5r10032,l10032,xe" fillcolor="gray" stroked="f">
+              <v:shape w14:anchorId="4E89D17B" id="AutoShape 2" o:spid="_x0000_s1026" style="position:absolute;margin-left:50pt;margin-top:0;width:501.6pt;height:.75pt;z-index:251685888;visibility:visible;mso-wrap-style:square;mso-width-percent:0;mso-height-percent:0;mso-wrap-distance-left:9pt;mso-wrap-distance-top:0;mso-wrap-distance-right:9pt;mso-wrap-distance-bottom:0;mso-position-horizontal:absolute;mso-position-horizontal-relative:page;mso-position-vertical:absolute;mso-position-vertical-relative:text;mso-width-percent:0;mso-height-percent:0;mso-width-relative:page;mso-height-relative:page;v-text-anchor:top" coordsize="10032,15" o:gfxdata="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" path="m10032,10l,10r,5l10032,15r,-5xm10032,l,,,5r10032,l10032,xe" fillcolor="gray" stroked="f">
                 <v:path arrowok="t" o:connecttype="custom" o:connectlocs="6370320,0;0,0;0,3175;6370320,3175;6370320,0;6370320,-6350;0,-6350;0,-3175;6370320,-3175;6370320,-6350" o:connectangles="0,0,0,0,0,0,0,0,0,0"/>
                 <w10:wrap anchorx="page"/>
               </v:shape>
@@ -2677,6 +2675,8 @@
       <w:r>
         <w:rPr>
           <w:rFonts w:ascii="Gill Sans Nova" w:hAnsi="Gill Sans Nova" w:cs="KodchiangUPC"/>
+          <w:i/>
+          <w:iCs/>
           <w:noProof/>
           <w:sz w:val="20"/>
           <w:szCs w:val="20"/>
